--- a/Vindeshi_Express_Final_PreDevelopment_Requirements_Baseline.docx
+++ b/Vindeshi_Express_Final_PreDevelopment_Requirements_Baseline.docx
@@ -14971,6 +14971,38 @@
           </w:p>
         </w:tc>
       </w:tr>
+      <w:tr>
+        <w:tc>
+          <w:tcPr>
+            <w:tcW w:type="dxa" w:w="3331"/>
+          </w:tcPr>
+          <w:p>
+            <w:r>
+              <w:t>FR-81</w:t>
+            </w:r>
+          </w:p>
+        </w:tc>
+        <w:tc>
+          <w:tcPr>
+            <w:tcW w:type="dxa" w:w="3331"/>
+          </w:tcPr>
+          <w:p>
+            <w:r>
+              <w:t>Information applicability</w:t>
+            </w:r>
+          </w:p>
+        </w:tc>
+        <w:tc>
+          <w:tcPr>
+            <w:tcW w:type="dxa" w:w="3331"/>
+          </w:tcPr>
+          <w:p>
+            <w:r>
+              <w:t>Each information element shall record the applicability of its claim — such as route-wide, origin-specific, application-channel-specific, institution-specific, programme-specific or intake-specific — separately from its source classification, and shall support more than one applicability where a claim depends on more than one dimension. Information whose scope is narrower than the route shall not be presented in a way that implies it applies universally.</w:t>
+            </w:r>
+          </w:p>
+        </w:tc>
+      </w:tr>
     </w:tbl>
     <w:p>
       <w:pPr>
@@ -22094,6 +22126,38 @@
           </w:p>
         </w:tc>
       </w:tr>
+      <w:tr>
+        <w:tc>
+          <w:tcPr>
+            <w:tcW w:type="dxa" w:w="3331"/>
+          </w:tcPr>
+          <w:p>
+            <w:r>
+              <w:t>D-47</w:t>
+            </w:r>
+          </w:p>
+        </w:tc>
+        <w:tc>
+          <w:tcPr>
+            <w:tcW w:type="dxa" w:w="3331"/>
+          </w:tcPr>
+          <w:p>
+            <w:r>
+              <w:t>Applicability is recorded on each field revision rather than as an unversioned property of the field, because the scope of a claim is part of the claim and can be corrected like any other part of it. It remains separate from source class: source class states who asserts a fact, applicability states whom it applies to.</w:t>
+            </w:r>
+          </w:p>
+        </w:tc>
+        <w:tc>
+          <w:tcPr>
+            <w:tcW w:type="dxa" w:w="3331"/>
+          </w:tcPr>
+          <w:p>
+            <w:r>
+              <w:t>Agreed</w:t>
+            </w:r>
+          </w:p>
+        </w:tc>
+      </w:tr>
     </w:tbl>
     <w:p>
       <w:pPr>
@@ -24313,6 +24377,66 @@
       <w:pPr>
         <w:spacing w:after="20"/>
       </w:pPr>
+    </w:p>
+    <w:p>
+      <w:r>
+        <w:br w:type="page"/>
+      </w:r>
+    </w:p>
+    <w:p>
+      <w:pPr>
+        <w:pStyle w:val="Heading1"/>
+        <w:keepNext/>
+        <w:spacing w:before="220" w:after="80"/>
+      </w:pPr>
+      <w:r>
+        <w:rPr>
+          <w:rFonts w:ascii="Aptos" w:hAnsi="Aptos"/>
+          <w:b/>
+          <w:color w:val="18324A"/>
+          <w:sz w:val="32"/>
+        </w:rPr>
+        <w:t>Amendment 001 — Information applicability</w:t>
+      </w:r>
+    </w:p>
+    <w:p>
+      <w:pPr>
+        <w:spacing w:after="120"/>
+      </w:pPr>
+      <w:r>
+        <w:rPr>
+          <w:rFonts w:ascii="Aptos" w:hAnsi="Aptos"/>
+          <w:color w:val="1F2937"/>
+          <w:sz w:val="20"/>
+        </w:rPr>
+        <w:t xml:space="preserve">Approved 3 September 2026. Raised from Bangladesh → Germany seed-content research, which established that source class alone cannot tell a reader whether a claim is route-wide, channel-specific, institution-specific, programme-specific, intake-specific or origin-specific.</w:t>
+      </w:r>
+    </w:p>
+    <w:p>
+      <w:pPr>
+        <w:spacing w:after="120"/>
+      </w:pPr>
+      <w:r>
+        <w:rPr>
+          <w:rFonts w:ascii="Aptos" w:hAnsi="Aptos"/>
+          <w:color w:val="1F2937"/>
+          <w:sz w:val="20"/>
+        </w:rPr>
+        <w:t xml:space="preserve">The case that exposed it: a blocked-account requirement of €11,904 applies to every German student visa applicant from Bangladesh, while a GRE percentile requirement applies to one programme at one university. Both are official. Presented side by side with no applicability information, the second reads as a requirement of Germany.</w:t>
+      </w:r>
+    </w:p>
+    <w:p>
+      <w:pPr>
+        <w:spacing w:after="120"/>
+      </w:pPr>
+      <w:r>
+        <w:rPr>
+          <w:rFonts w:ascii="Aptos" w:hAnsi="Aptos"/>
+          <w:color w:val="1F2937"/>
+          <w:sz w:val="20"/>
+        </w:rPr>
+        <w:t xml:space="preserve">This amendment adds FR-81 and decision register entry D-47. No existing requirement is changed, withdrawn or renumbered.</w:t>
+      </w:r>
     </w:p>
     <w:sectPr>
       <w:headerReference w:type="default" r:id="rId9"/>
